--- a/docs/Protokol_raznoglasiy.docx
+++ b/docs/Protokol_raznoglasiy.docx
@@ -485,6 +485,189 @@
                 <w:i w:val="0"/>
                 <w:sz w:val="18"/>
               </w:rPr>
+              <w:t>По тексту</w:t>
+            </w:r>
+          </w:p>
+          <w:p>
+            <w:pPr>
+              <w:spacing w:after="40" w:before="0" w:line="259" w:lineRule="auto"/>
+              <w:jc w:val="center"/>
+            </w:pPr>
+            <w:r>
+              <w:rPr>
+                <w:rFonts w:ascii="Times New Roman" w:hAnsi="Times New Roman" w:cs="Times New Roman" w:eastAsia="Times New Roman"/>
+                <w:b/>
+                <w:i w:val="0"/>
+                <w:sz w:val="18"/>
+              </w:rPr>
+              <w:t>договора</w:t>
+            </w:r>
+          </w:p>
+        </w:tc>
+        <w:tc>
+          <w:tcPr>
+            <w:tcW w:type="dxa" w:w="2480"/>
+            <w:tcBorders>
+              <w:top w:val="single" w:sz="4" w:space="0" w:color="000000"/>
+              <w:left w:val="single" w:sz="4" w:space="0" w:color="000000"/>
+              <w:bottom w:val="single" w:sz="4" w:space="0" w:color="000000"/>
+              <w:right w:val="single" w:sz="4" w:space="0" w:color="000000"/>
+            </w:tcBorders>
+            <w:tcMar>
+              <w:top w:w="40" w:type="dxa"/>
+              <w:left w:w="60" w:type="dxa"/>
+              <w:bottom w:w="40" w:type="dxa"/>
+              <w:right w:w="60" w:type="dxa"/>
+            </w:tcMar>
+            <w:vAlign w:val="top"/>
+          </w:tcPr>
+          <w:p>
+            <w:pPr>
+              <w:spacing w:after="40" w:before="0" w:line="259" w:lineRule="auto"/>
+              <w:jc w:val="both"/>
+            </w:pPr>
+            <w:r/>
+            <w:r>
+              <w:rPr>
+                <w:rFonts w:ascii="Times New Roman" w:hAnsi="Times New Roman" w:cs="Times New Roman" w:eastAsia="Times New Roman"/>
+                <w:b w:val="0"/>
+                <w:i w:val="0"/>
+                <w:sz w:val="16"/>
+              </w:rPr>
+              <w:t>Предмет договора поочередно именуется «Имущество», «Помещения», «Помещение» без определения термина «Имущество».</w:t>
+            </w:r>
+          </w:p>
+        </w:tc>
+        <w:tc>
+          <w:tcPr>
+            <w:tcW w:type="dxa" w:w="2480"/>
+            <w:tcBorders>
+              <w:top w:val="single" w:sz="4" w:space="0" w:color="000000"/>
+              <w:left w:val="single" w:sz="4" w:space="0" w:color="000000"/>
+              <w:bottom w:val="single" w:sz="4" w:space="0" w:color="000000"/>
+              <w:right w:val="single" w:sz="4" w:space="0" w:color="000000"/>
+            </w:tcBorders>
+            <w:tcMar>
+              <w:top w:w="40" w:type="dxa"/>
+              <w:left w:w="60" w:type="dxa"/>
+              <w:bottom w:w="40" w:type="dxa"/>
+              <w:right w:w="60" w:type="dxa"/>
+            </w:tcMar>
+            <w:vAlign w:val="top"/>
+          </w:tcPr>
+          <w:p>
+            <w:pPr>
+              <w:spacing w:after="40" w:before="0" w:line="259" w:lineRule="auto"/>
+              <w:jc w:val="both"/>
+            </w:pPr>
+            <w:r/>
+            <w:r>
+              <w:rPr>
+                <w:rFonts w:ascii="Times New Roman" w:hAnsi="Times New Roman" w:cs="Times New Roman" w:eastAsia="Times New Roman"/>
+                <w:b w:val="0"/>
+                <w:i w:val="0"/>
+                <w:sz w:val="16"/>
+              </w:rPr>
+              <w:t>По всему тексту договора предмет именуется «Помещения». Термин «Имущество» как договорное имя предмета не применяется.</w:t>
+            </w:r>
+          </w:p>
+          <w:p>
+            <w:pPr>
+              <w:spacing w:after="40" w:before="0" w:line="259" w:lineRule="auto"/>
+              <w:jc w:val="both"/>
+            </w:pPr>
+            <w:r>
+              <w:rPr>
+                <w:rFonts w:ascii="Times New Roman" w:hAnsi="Times New Roman" w:cs="Times New Roman" w:eastAsia="Times New Roman"/>
+                <w:b w:val="0"/>
+                <w:i w:val="0"/>
+                <w:sz w:val="16"/>
+              </w:rPr>
+              <w:t>Согласование приводится к множественному числу: «Помещения предоставляются», «указанные», «переданные», «их», «состоят», «соответствуют».</w:t>
+            </w:r>
+          </w:p>
+          <w:p>
+            <w:pPr>
+              <w:spacing w:after="40" w:before="0" w:line="259" w:lineRule="auto"/>
+              <w:jc w:val="both"/>
+            </w:pPr>
+            <w:r>
+              <w:rPr>
+                <w:rFonts w:ascii="Times New Roman" w:hAnsi="Times New Roman" w:cs="Times New Roman" w:eastAsia="Times New Roman"/>
+                <w:b w:val="0"/>
+                <w:i w:val="0"/>
+                <w:sz w:val="16"/>
+              </w:rPr>
+              <w:t>Слово «имущество» в обычном (не терминологическом) значении сохраняется только там, где это необходимо по смыслу: наименование вида договора, согласие собственника, право собственности, вещи ссудополучателя, движимые вещи в акте приема-передачи.</w:t>
+            </w:r>
+          </w:p>
+        </w:tc>
+        <w:tc>
+          <w:tcPr>
+            <w:tcW w:type="dxa" w:w="2480"/>
+            <w:tcBorders>
+              <w:top w:val="single" w:sz="4" w:space="0" w:color="000000"/>
+              <w:left w:val="single" w:sz="4" w:space="0" w:color="000000"/>
+              <w:bottom w:val="single" w:sz="4" w:space="0" w:color="000000"/>
+              <w:right w:val="single" w:sz="4" w:space="0" w:color="000000"/>
+            </w:tcBorders>
+            <w:tcMar>
+              <w:top w:w="40" w:type="dxa"/>
+              <w:left w:w="60" w:type="dxa"/>
+              <w:bottom w:w="40" w:type="dxa"/>
+              <w:right w:w="60" w:type="dxa"/>
+            </w:tcMar>
+            <w:vAlign w:val="top"/>
+          </w:tcPr>
+          <w:p>
+            <w:pPr>
+              <w:spacing w:after="40" w:before="0" w:line="259" w:lineRule="auto"/>
+              <w:jc w:val="both"/>
+            </w:pPr>
+            <w:r/>
+            <w:r>
+              <w:rPr>
+                <w:rFonts w:ascii="Times New Roman" w:hAnsi="Times New Roman" w:cs="Times New Roman" w:eastAsia="Times New Roman"/>
+                <w:b w:val="0"/>
+                <w:i w:val="0"/>
+                <w:sz w:val="16"/>
+              </w:rPr>
+              <w:t>Смешение трех имен предмета делает договор двусмысленным (статья 431 ГК РФ). Механическая замена «Имущество» на «Помещения» без правки рода и числа дает обороты вроде «муниципальное недвижимое Помещения», «Помещения не обременено», «движимое Помещения». Заголовок договора «о передаче в безвозмездное пользование муниципального имущества» оставляется: это название вида сделки, а не термин предмета.</w:t>
+            </w:r>
+          </w:p>
+        </w:tc>
+      </w:tr>
+      <w:tr>
+        <w:tc>
+          <w:tcPr>
+            <w:tcW w:type="dxa" w:w="2480"/>
+            <w:tcBorders>
+              <w:top w:val="single" w:sz="4" w:space="0" w:color="000000"/>
+              <w:left w:val="single" w:sz="4" w:space="0" w:color="000000"/>
+              <w:bottom w:val="single" w:sz="4" w:space="0" w:color="000000"/>
+              <w:right w:val="single" w:sz="4" w:space="0" w:color="000000"/>
+            </w:tcBorders>
+            <w:tcMar>
+              <w:top w:w="40" w:type="dxa"/>
+              <w:left w:w="60" w:type="dxa"/>
+              <w:bottom w:w="40" w:type="dxa"/>
+              <w:right w:w="60" w:type="dxa"/>
+            </w:tcMar>
+            <w:vAlign w:val="top"/>
+          </w:tcPr>
+          <w:p>
+            <w:pPr>
+              <w:spacing w:after="40" w:before="0" w:line="259" w:lineRule="auto"/>
+              <w:jc w:val="center"/>
+            </w:pPr>
+            <w:r/>
+            <w:r>
+              <w:rPr>
+                <w:rFonts w:ascii="Times New Roman" w:hAnsi="Times New Roman" w:cs="Times New Roman" w:eastAsia="Times New Roman"/>
+                <w:b/>
+                <w:i w:val="0"/>
+                <w:sz w:val="18"/>
+              </w:rPr>
               <w:t>1.1</w:t>
             </w:r>
           </w:p>
@@ -613,7 +796,7 @@
                 <w:i w:val="0"/>
                 <w:sz w:val="16"/>
               </w:rPr>
-              <w:t>1.1. Ссудодатель обязуется предоставить Ссудополучателю в безвозмездное пользование, а Ссудополучатель обязуется принять и в обусловленный Договором срок вернуть муниципальное недвижимое имущество — нежилые помещения, указанные в приложении № 1 к настоящему Договору (далее — «Помещения»).</w:t>
+              <w:t>1.1. Ссудодатель обязуется предоставить Ссудополучателю в безвозмездное пользование, а Ссудополучатель обязуется принять и в обусловленный Договором срок вернуть муниципальные нежилые помещения, указанные в приложении № 1 к настоящему Договору (далее — «Помещения»).</w:t>
             </w:r>
           </w:p>
           <w:p>
@@ -658,7 +841,7 @@
                 <w:i w:val="0"/>
                 <w:sz w:val="16"/>
               </w:rPr>
-              <w:t>Согласие собственника имущества на передачу Помещений в безвозмездное пользование: __________________________________.</w:t>
+              <w:t>Согласие собственника на передачу Помещений в безвозмездное пользование: __________________________________.</w:t>
             </w:r>
           </w:p>
           <w:p>
@@ -703,22 +886,7 @@
                 <w:i w:val="0"/>
                 <w:sz w:val="16"/>
               </w:rPr>
-              <w:t>Находящееся в Помещениях движимое имущество, передаваемое вместе с Помещениями, указывается в акте приема-передачи. Помещения и указанное движимое имущество совместно именуются «Имущество».</w:t>
-            </w:r>
-          </w:p>
-          <w:p>
-            <w:pPr>
-              <w:spacing w:after="40" w:before="0" w:line="259" w:lineRule="auto"/>
-              <w:jc w:val="both"/>
-            </w:pPr>
-            <w:r>
-              <w:rPr>
-                <w:rFonts w:ascii="Times New Roman" w:hAnsi="Times New Roman" w:cs="Times New Roman" w:eastAsia="Times New Roman"/>
-                <w:b w:val="0"/>
-                <w:i w:val="0"/>
-                <w:sz w:val="16"/>
-              </w:rPr>
-              <w:t>Ссудополучатель использует Имущество безвозмездно.</w:t>
+              <w:t>Ссудополучатель использует Помещения безвозмездно.</w:t>
             </w:r>
           </w:p>
         </w:tc>
@@ -752,7 +920,7 @@
                 <w:i w:val="0"/>
                 <w:sz w:val="16"/>
               </w:rPr>
-              <w:t>По статье 689 ГК РФ договор ссуды — двусторонний: ссудодатель передает вещь, ссудополучатель принимает ее и обязан вернуть. В проекте встречная обязанность не сформулирована. Индивидуализация недвижимости требует указания данных, позволяющих определенно установить имущество (статья 607 ГК РФ, применяемая в силу пункта 2 статьи 689 ГК РФ). Кадастровый номер здания и перечень помещений в приложении № 1 устраняют неопределенность предмета. Исправлены грамматические ошибки проекта («Помещения предоставляется», смешение терминов «Имущество» / «Помещения» без определения).</w:t>
+              <w:t>По статье 689 ГК РФ договор ссуды двусторонний: ссудодатель передает вещь, ссудополучатель принимает ее и обязан вернуть. Предмет индивидуализируется кадастровым номером здания и перечнем помещений в приложении № 1 (статья 607, пункт 2 статьи 689 ГК РФ). Термин «Имущество» как договорное наименование предмета не используется: предмет именуется «Помещения». Формула «муниципальное недвижимое Помещения» грамматически неверна. Исправлены «Помещения предоставляется» и «согласно по акту».</w:t>
             </w:r>
           </w:p>
         </w:tc>
@@ -1094,6 +1262,495 @@
                 <w:i w:val="0"/>
                 <w:sz w:val="18"/>
               </w:rPr>
+              <w:t>1.4</w:t>
+            </w:r>
+          </w:p>
+        </w:tc>
+        <w:tc>
+          <w:tcPr>
+            <w:tcW w:type="dxa" w:w="2480"/>
+            <w:tcBorders>
+              <w:top w:val="single" w:sz="4" w:space="0" w:color="000000"/>
+              <w:left w:val="single" w:sz="4" w:space="0" w:color="000000"/>
+              <w:bottom w:val="single" w:sz="4" w:space="0" w:color="000000"/>
+              <w:right w:val="single" w:sz="4" w:space="0" w:color="000000"/>
+            </w:tcBorders>
+            <w:tcMar>
+              <w:top w:w="40" w:type="dxa"/>
+              <w:left w:w="60" w:type="dxa"/>
+              <w:bottom w:w="40" w:type="dxa"/>
+              <w:right w:w="60" w:type="dxa"/>
+            </w:tcMar>
+            <w:vAlign w:val="top"/>
+          </w:tcPr>
+          <w:p>
+            <w:pPr>
+              <w:spacing w:after="40" w:before="0" w:line="259" w:lineRule="auto"/>
+              <w:jc w:val="both"/>
+            </w:pPr>
+            <w:r/>
+            <w:r>
+              <w:rPr>
+                <w:rFonts w:ascii="Times New Roman" w:hAnsi="Times New Roman" w:cs="Times New Roman" w:eastAsia="Times New Roman"/>
+                <w:b w:val="0"/>
+                <w:i w:val="0"/>
+                <w:sz w:val="16"/>
+              </w:rPr>
+              <w:t>На момент предоставления Ссудополучателю Имущества его балансовая стоимость составляет:</w:t>
+            </w:r>
+          </w:p>
+          <w:p>
+            <w:pPr>
+              <w:spacing w:after="40" w:before="0" w:line="259" w:lineRule="auto"/>
+              <w:jc w:val="both"/>
+            </w:pPr>
+            <w:r>
+              <w:rPr>
+                <w:rFonts w:ascii="Times New Roman" w:hAnsi="Times New Roman" w:cs="Times New Roman" w:eastAsia="Times New Roman"/>
+                <w:b w:val="0"/>
+                <w:i w:val="0"/>
+                <w:sz w:val="16"/>
+              </w:rPr>
+              <w:t>— Помещений — ____________ (________________) рубля __ копеек;</w:t>
+            </w:r>
+          </w:p>
+        </w:tc>
+        <w:tc>
+          <w:tcPr>
+            <w:tcW w:type="dxa" w:w="2480"/>
+            <w:tcBorders>
+              <w:top w:val="single" w:sz="4" w:space="0" w:color="000000"/>
+              <w:left w:val="single" w:sz="4" w:space="0" w:color="000000"/>
+              <w:bottom w:val="single" w:sz="4" w:space="0" w:color="000000"/>
+              <w:right w:val="single" w:sz="4" w:space="0" w:color="000000"/>
+            </w:tcBorders>
+            <w:tcMar>
+              <w:top w:w="40" w:type="dxa"/>
+              <w:left w:w="60" w:type="dxa"/>
+              <w:bottom w:w="40" w:type="dxa"/>
+              <w:right w:w="60" w:type="dxa"/>
+            </w:tcMar>
+            <w:vAlign w:val="top"/>
+          </w:tcPr>
+          <w:p>
+            <w:pPr>
+              <w:spacing w:after="40" w:before="0" w:line="259" w:lineRule="auto"/>
+              <w:jc w:val="both"/>
+            </w:pPr>
+            <w:r/>
+            <w:r>
+              <w:rPr>
+                <w:rFonts w:ascii="Times New Roman" w:hAnsi="Times New Roman" w:cs="Times New Roman" w:eastAsia="Times New Roman"/>
+                <w:b w:val="0"/>
+                <w:i w:val="0"/>
+                <w:sz w:val="16"/>
+              </w:rPr>
+              <w:t>1.4. На момент предоставления Ссудополучателю Помещений их балансовая стоимость составляет ____________ (________________) рубля __ копеек.</w:t>
+            </w:r>
+          </w:p>
+        </w:tc>
+        <w:tc>
+          <w:tcPr>
+            <w:tcW w:type="dxa" w:w="2480"/>
+            <w:tcBorders>
+              <w:top w:val="single" w:sz="4" w:space="0" w:color="000000"/>
+              <w:left w:val="single" w:sz="4" w:space="0" w:color="000000"/>
+              <w:bottom w:val="single" w:sz="4" w:space="0" w:color="000000"/>
+              <w:right w:val="single" w:sz="4" w:space="0" w:color="000000"/>
+            </w:tcBorders>
+            <w:tcMar>
+              <w:top w:w="40" w:type="dxa"/>
+              <w:left w:w="60" w:type="dxa"/>
+              <w:bottom w:w="40" w:type="dxa"/>
+              <w:right w:w="60" w:type="dxa"/>
+            </w:tcMar>
+            <w:vAlign w:val="top"/>
+          </w:tcPr>
+          <w:p>
+            <w:pPr>
+              <w:spacing w:after="40" w:before="0" w:line="259" w:lineRule="auto"/>
+              <w:jc w:val="both"/>
+            </w:pPr>
+            <w:r/>
+            <w:r>
+              <w:rPr>
+                <w:rFonts w:ascii="Times New Roman" w:hAnsi="Times New Roman" w:cs="Times New Roman" w:eastAsia="Times New Roman"/>
+                <w:b w:val="0"/>
+                <w:i w:val="0"/>
+                <w:sz w:val="16"/>
+              </w:rPr>
+              <w:t>После замены «Имущества» на «Помещений» местоимение «его» не согласуется. Нужно «их балансовая стоимость». Подзаголовок «Помещений —» при одном предмете избыточен.</w:t>
+            </w:r>
+          </w:p>
+        </w:tc>
+      </w:tr>
+      <w:tr>
+        <w:tc>
+          <w:tcPr>
+            <w:tcW w:type="dxa" w:w="2480"/>
+            <w:tcBorders>
+              <w:top w:val="single" w:sz="4" w:space="0" w:color="000000"/>
+              <w:left w:val="single" w:sz="4" w:space="0" w:color="000000"/>
+              <w:bottom w:val="single" w:sz="4" w:space="0" w:color="000000"/>
+              <w:right w:val="single" w:sz="4" w:space="0" w:color="000000"/>
+            </w:tcBorders>
+            <w:tcMar>
+              <w:top w:w="40" w:type="dxa"/>
+              <w:left w:w="60" w:type="dxa"/>
+              <w:bottom w:w="40" w:type="dxa"/>
+              <w:right w:w="60" w:type="dxa"/>
+            </w:tcMar>
+            <w:vAlign w:val="top"/>
+          </w:tcPr>
+          <w:p>
+            <w:pPr>
+              <w:spacing w:after="40" w:before="0" w:line="259" w:lineRule="auto"/>
+              <w:jc w:val="center"/>
+            </w:pPr>
+            <w:r/>
+            <w:r>
+              <w:rPr>
+                <w:rFonts w:ascii="Times New Roman" w:hAnsi="Times New Roman" w:cs="Times New Roman" w:eastAsia="Times New Roman"/>
+                <w:b/>
+                <w:i w:val="0"/>
+                <w:sz w:val="18"/>
+              </w:rPr>
+              <w:t>1.6 и 1.7</w:t>
+            </w:r>
+          </w:p>
+          <w:p>
+            <w:pPr>
+              <w:spacing w:after="40" w:before="0" w:line="259" w:lineRule="auto"/>
+              <w:jc w:val="center"/>
+            </w:pPr>
+            <w:r>
+              <w:rPr>
+                <w:rFonts w:ascii="Times New Roman" w:hAnsi="Times New Roman" w:cs="Times New Roman" w:eastAsia="Times New Roman"/>
+                <w:b/>
+                <w:i w:val="0"/>
+                <w:sz w:val="18"/>
+              </w:rPr>
+              <w:t>(нумерация)</w:t>
+            </w:r>
+          </w:p>
+        </w:tc>
+        <w:tc>
+          <w:tcPr>
+            <w:tcW w:type="dxa" w:w="2480"/>
+            <w:tcBorders>
+              <w:top w:val="single" w:sz="4" w:space="0" w:color="000000"/>
+              <w:left w:val="single" w:sz="4" w:space="0" w:color="000000"/>
+              <w:bottom w:val="single" w:sz="4" w:space="0" w:color="000000"/>
+              <w:right w:val="single" w:sz="4" w:space="0" w:color="000000"/>
+            </w:tcBorders>
+            <w:tcMar>
+              <w:top w:w="40" w:type="dxa"/>
+              <w:left w:w="60" w:type="dxa"/>
+              <w:bottom w:w="40" w:type="dxa"/>
+              <w:right w:w="60" w:type="dxa"/>
+            </w:tcMar>
+            <w:vAlign w:val="top"/>
+          </w:tcPr>
+          <w:p>
+            <w:pPr>
+              <w:spacing w:after="40" w:before="0" w:line="259" w:lineRule="auto"/>
+              <w:jc w:val="both"/>
+            </w:pPr>
+            <w:r/>
+            <w:r>
+              <w:rPr>
+                <w:rFonts w:ascii="Times New Roman" w:hAnsi="Times New Roman" w:cs="Times New Roman" w:eastAsia="Times New Roman"/>
+                <w:b w:val="0"/>
+                <w:i w:val="0"/>
+                <w:sz w:val="16"/>
+              </w:rPr>
+              <w:t>1.6. Сведения о Помещениях, изложенные в Договоре и приложениях к нему, являются достаточными для надлежащего использования Имущества в соответствии с целями, указанными в п. 1.1 Договора.</w:t>
+            </w:r>
+          </w:p>
+          <w:p>
+            <w:pPr>
+              <w:spacing w:after="40" w:before="0" w:line="259" w:lineRule="auto"/>
+              <w:jc w:val="both"/>
+            </w:pPr>
+            <w:r>
+              <w:rPr>
+                <w:rFonts w:ascii="Times New Roman" w:hAnsi="Times New Roman" w:cs="Times New Roman" w:eastAsia="Times New Roman"/>
+                <w:b w:val="0"/>
+                <w:i w:val="0"/>
+                <w:sz w:val="16"/>
+              </w:rPr>
+              <w:t>1.7. Имущество передается в безвозмездное пользование по настоящему Договору на срок с «___»_________ ____ г. до «___»_________ ____ г.</w:t>
+            </w:r>
+          </w:p>
+        </w:tc>
+        <w:tc>
+          <w:tcPr>
+            <w:tcW w:type="dxa" w:w="2480"/>
+            <w:tcBorders>
+              <w:top w:val="single" w:sz="4" w:space="0" w:color="000000"/>
+              <w:left w:val="single" w:sz="4" w:space="0" w:color="000000"/>
+              <w:bottom w:val="single" w:sz="4" w:space="0" w:color="000000"/>
+              <w:right w:val="single" w:sz="4" w:space="0" w:color="000000"/>
+            </w:tcBorders>
+            <w:tcMar>
+              <w:top w:w="40" w:type="dxa"/>
+              <w:left w:w="60" w:type="dxa"/>
+              <w:bottom w:w="40" w:type="dxa"/>
+              <w:right w:w="60" w:type="dxa"/>
+            </w:tcMar>
+            <w:vAlign w:val="top"/>
+          </w:tcPr>
+          <w:p>
+            <w:pPr>
+              <w:spacing w:after="40" w:before="0" w:line="259" w:lineRule="auto"/>
+              <w:jc w:val="both"/>
+            </w:pPr>
+            <w:r/>
+            <w:r>
+              <w:rPr>
+                <w:rFonts w:ascii="Times New Roman" w:hAnsi="Times New Roman" w:cs="Times New Roman" w:eastAsia="Times New Roman"/>
+                <w:b w:val="0"/>
+                <w:i w:val="0"/>
+                <w:sz w:val="16"/>
+              </w:rPr>
+              <w:t>1.6. Сведения о Помещениях, изложенные в Договоре и приложениях к нему, являются достаточными для надлежащего использования Помещений в соответствии с целями, указанными в пункте 1.1 Договора.</w:t>
+            </w:r>
+          </w:p>
+          <w:p>
+            <w:pPr>
+              <w:spacing w:after="40" w:before="0" w:line="259" w:lineRule="auto"/>
+              <w:jc w:val="both"/>
+            </w:pPr>
+            <w:r>
+              <w:rPr>
+                <w:rFonts w:ascii="Times New Roman" w:hAnsi="Times New Roman" w:cs="Times New Roman" w:eastAsia="Times New Roman"/>
+                <w:b w:val="0"/>
+                <w:i w:val="0"/>
+                <w:sz w:val="16"/>
+              </w:rPr>
+              <w:t>1.7. Помещения передаются в безвозмездное пользование по настоящему Договору на срок с «___»_________ ____ г. до «___»_________ ____ г.</w:t>
+            </w:r>
+          </w:p>
+          <w:p>
+            <w:pPr>
+              <w:spacing w:after="40" w:before="0" w:line="259" w:lineRule="auto"/>
+              <w:jc w:val="both"/>
+            </w:pPr>
+            <w:r>
+              <w:rPr>
+                <w:rFonts w:ascii="Times New Roman" w:hAnsi="Times New Roman" w:cs="Times New Roman" w:eastAsia="Times New Roman"/>
+                <w:b w:val="0"/>
+                <w:i w:val="0"/>
+                <w:sz w:val="16"/>
+              </w:rPr>
+              <w:t>Настоящий Договор вступает в силу с момента его подписания уполномоченными представителями обеих Сторон и действует до полного исполнения Сторонами своих обязательств по нему.</w:t>
+            </w:r>
+          </w:p>
+        </w:tc>
+        <w:tc>
+          <w:tcPr>
+            <w:tcW w:type="dxa" w:w="2480"/>
+            <w:tcBorders>
+              <w:top w:val="single" w:sz="4" w:space="0" w:color="000000"/>
+              <w:left w:val="single" w:sz="4" w:space="0" w:color="000000"/>
+              <w:bottom w:val="single" w:sz="4" w:space="0" w:color="000000"/>
+              <w:right w:val="single" w:sz="4" w:space="0" w:color="000000"/>
+            </w:tcBorders>
+            <w:tcMar>
+              <w:top w:w="40" w:type="dxa"/>
+              <w:left w:w="60" w:type="dxa"/>
+              <w:bottom w:w="40" w:type="dxa"/>
+              <w:right w:w="60" w:type="dxa"/>
+            </w:tcMar>
+            <w:vAlign w:val="top"/>
+          </w:tcPr>
+          <w:p>
+            <w:pPr>
+              <w:spacing w:after="40" w:before="0" w:line="259" w:lineRule="auto"/>
+              <w:jc w:val="both"/>
+            </w:pPr>
+            <w:r/>
+            <w:r>
+              <w:rPr>
+                <w:rFonts w:ascii="Times New Roman" w:hAnsi="Times New Roman" w:cs="Times New Roman" w:eastAsia="Times New Roman"/>
+                <w:b w:val="0"/>
+                <w:i w:val="0"/>
+                <w:sz w:val="16"/>
+              </w:rPr>
+              <w:t>В уточненной правке оба пункта получили номер 1.6, а дальнейшая нумерация раздела 1 сдвинулась. Пункт о сроке нужно вернуть под номером 1.7. В первом абзаце осталось слово «Имущества» — заменить на «Помещений».</w:t>
+            </w:r>
+          </w:p>
+        </w:tc>
+      </w:tr>
+      <w:tr>
+        <w:tc>
+          <w:tcPr>
+            <w:tcW w:type="dxa" w:w="2480"/>
+            <w:tcBorders>
+              <w:top w:val="single" w:sz="4" w:space="0" w:color="000000"/>
+              <w:left w:val="single" w:sz="4" w:space="0" w:color="000000"/>
+              <w:bottom w:val="single" w:sz="4" w:space="0" w:color="000000"/>
+              <w:right w:val="single" w:sz="4" w:space="0" w:color="000000"/>
+            </w:tcBorders>
+            <w:tcMar>
+              <w:top w:w="40" w:type="dxa"/>
+              <w:left w:w="60" w:type="dxa"/>
+              <w:bottom w:w="40" w:type="dxa"/>
+              <w:right w:w="60" w:type="dxa"/>
+            </w:tcMar>
+            <w:vAlign w:val="top"/>
+          </w:tcPr>
+          <w:p>
+            <w:pPr>
+              <w:spacing w:after="40" w:before="0" w:line="259" w:lineRule="auto"/>
+              <w:jc w:val="center"/>
+            </w:pPr>
+            <w:r/>
+            <w:r>
+              <w:rPr>
+                <w:rFonts w:ascii="Times New Roman" w:hAnsi="Times New Roman" w:cs="Times New Roman" w:eastAsia="Times New Roman"/>
+                <w:b/>
+                <w:i w:val="0"/>
+                <w:sz w:val="18"/>
+              </w:rPr>
+              <w:t>1.8</w:t>
+            </w:r>
+          </w:p>
+        </w:tc>
+        <w:tc>
+          <w:tcPr>
+            <w:tcW w:type="dxa" w:w="2480"/>
+            <w:tcBorders>
+              <w:top w:val="single" w:sz="4" w:space="0" w:color="000000"/>
+              <w:left w:val="single" w:sz="4" w:space="0" w:color="000000"/>
+              <w:bottom w:val="single" w:sz="4" w:space="0" w:color="000000"/>
+              <w:right w:val="single" w:sz="4" w:space="0" w:color="000000"/>
+            </w:tcBorders>
+            <w:tcMar>
+              <w:top w:w="40" w:type="dxa"/>
+              <w:left w:w="60" w:type="dxa"/>
+              <w:bottom w:w="40" w:type="dxa"/>
+              <w:right w:w="60" w:type="dxa"/>
+            </w:tcMar>
+            <w:vAlign w:val="top"/>
+          </w:tcPr>
+          <w:p>
+            <w:pPr>
+              <w:spacing w:after="40" w:before="0" w:line="259" w:lineRule="auto"/>
+              <w:jc w:val="both"/>
+            </w:pPr>
+            <w:r/>
+            <w:r>
+              <w:rPr>
+                <w:rFonts w:ascii="Times New Roman" w:hAnsi="Times New Roman" w:cs="Times New Roman" w:eastAsia="Times New Roman"/>
+                <w:b w:val="0"/>
+                <w:i w:val="0"/>
+                <w:sz w:val="16"/>
+              </w:rPr>
+              <w:t>Ссудодатель гарантирует, что на момент заключения Договора Имущество не является предметом залога, не обременено иными правами третьих лиц, в споре и под арестом не состоит, а также соответствует градостроительным, строительным, пожарным, санитарным и иным нормам и правилам, в том числе связанным с осуществлением образовательной деятельности.</w:t>
+            </w:r>
+          </w:p>
+        </w:tc>
+        <w:tc>
+          <w:tcPr>
+            <w:tcW w:type="dxa" w:w="2480"/>
+            <w:tcBorders>
+              <w:top w:val="single" w:sz="4" w:space="0" w:color="000000"/>
+              <w:left w:val="single" w:sz="4" w:space="0" w:color="000000"/>
+              <w:bottom w:val="single" w:sz="4" w:space="0" w:color="000000"/>
+              <w:right w:val="single" w:sz="4" w:space="0" w:color="000000"/>
+            </w:tcBorders>
+            <w:tcMar>
+              <w:top w:w="40" w:type="dxa"/>
+              <w:left w:w="60" w:type="dxa"/>
+              <w:bottom w:w="40" w:type="dxa"/>
+              <w:right w:w="60" w:type="dxa"/>
+            </w:tcMar>
+            <w:vAlign w:val="top"/>
+          </w:tcPr>
+          <w:p>
+            <w:pPr>
+              <w:spacing w:after="40" w:before="0" w:line="259" w:lineRule="auto"/>
+              <w:jc w:val="both"/>
+            </w:pPr>
+            <w:r/>
+            <w:r>
+              <w:rPr>
+                <w:rFonts w:ascii="Times New Roman" w:hAnsi="Times New Roman" w:cs="Times New Roman" w:eastAsia="Times New Roman"/>
+                <w:b w:val="0"/>
+                <w:i w:val="0"/>
+                <w:sz w:val="16"/>
+              </w:rPr>
+              <w:t>1.8. Ссудодатель гарантирует, что на момент заключения Договора Помещения не являются предметом залога, не обременены иными правами третьих лиц, в споре и под арестом не состоят, а также соответствуют градостроительным, строительным, пожарным, санитарным и иным нормам и правилам, в том числе связанным с осуществлением образовательной деятельности.</w:t>
+            </w:r>
+          </w:p>
+        </w:tc>
+        <w:tc>
+          <w:tcPr>
+            <w:tcW w:type="dxa" w:w="2480"/>
+            <w:tcBorders>
+              <w:top w:val="single" w:sz="4" w:space="0" w:color="000000"/>
+              <w:left w:val="single" w:sz="4" w:space="0" w:color="000000"/>
+              <w:bottom w:val="single" w:sz="4" w:space="0" w:color="000000"/>
+              <w:right w:val="single" w:sz="4" w:space="0" w:color="000000"/>
+            </w:tcBorders>
+            <w:tcMar>
+              <w:top w:w="40" w:type="dxa"/>
+              <w:left w:w="60" w:type="dxa"/>
+              <w:bottom w:w="40" w:type="dxa"/>
+              <w:right w:w="60" w:type="dxa"/>
+            </w:tcMar>
+            <w:vAlign w:val="top"/>
+          </w:tcPr>
+          <w:p>
+            <w:pPr>
+              <w:spacing w:after="40" w:before="0" w:line="259" w:lineRule="auto"/>
+              <w:jc w:val="both"/>
+            </w:pPr>
+            <w:r/>
+            <w:r>
+              <w:rPr>
+                <w:rFonts w:ascii="Times New Roman" w:hAnsi="Times New Roman" w:cs="Times New Roman" w:eastAsia="Times New Roman"/>
+                <w:b w:val="0"/>
+                <w:i w:val="0"/>
+                <w:sz w:val="16"/>
+              </w:rPr>
+              <w:t>После замены подлежащего на «Помещения» сказуемые остались в единственном числе («не обременено», «не состоит», «соответствует»). Нужно множественное число. В уточненной правке этот пункт ошибочно получил номер 1.7; при восстановлении нумерации он остается пунктом 1.8.</w:t>
+            </w:r>
+          </w:p>
+        </w:tc>
+      </w:tr>
+      <w:tr>
+        <w:tc>
+          <w:tcPr>
+            <w:tcW w:type="dxa" w:w="2480"/>
+            <w:tcBorders>
+              <w:top w:val="single" w:sz="4" w:space="0" w:color="000000"/>
+              <w:left w:val="single" w:sz="4" w:space="0" w:color="000000"/>
+              <w:bottom w:val="single" w:sz="4" w:space="0" w:color="000000"/>
+              <w:right w:val="single" w:sz="4" w:space="0" w:color="000000"/>
+            </w:tcBorders>
+            <w:tcMar>
+              <w:top w:w="40" w:type="dxa"/>
+              <w:left w:w="60" w:type="dxa"/>
+              <w:bottom w:w="40" w:type="dxa"/>
+              <w:right w:w="60" w:type="dxa"/>
+            </w:tcMar>
+            <w:vAlign w:val="top"/>
+          </w:tcPr>
+          <w:p>
+            <w:pPr>
+              <w:spacing w:after="40" w:before="0" w:line="259" w:lineRule="auto"/>
+              <w:jc w:val="center"/>
+            </w:pPr>
+            <w:r/>
+            <w:r>
+              <w:rPr>
+                <w:rFonts w:ascii="Times New Roman" w:hAnsi="Times New Roman" w:cs="Times New Roman" w:eastAsia="Times New Roman"/>
+                <w:b/>
+                <w:i w:val="0"/>
+                <w:sz w:val="18"/>
+              </w:rPr>
               <w:t>1.9</w:t>
             </w:r>
           </w:p>
@@ -1162,7 +1819,7 @@
                 <w:i w:val="0"/>
                 <w:sz w:val="16"/>
               </w:rPr>
-              <w:t>1.9. Передача в безвозмездное пользование Помещений и находящегося в них имущества не влечет перехода права собственности на них.</w:t>
+              <w:t>1.9. Передача в безвозмездное пользование Помещений и находящегося в них движимого имущества не влечет перехода права собственности на них.</w:t>
             </w:r>
           </w:p>
         </w:tc>
@@ -1196,7 +1853,175 @@
                 <w:i w:val="0"/>
                 <w:sz w:val="16"/>
               </w:rPr>
-              <w:t>По акту приема-передачи вместе с помещениями передается движимое имущество. Оговорка должна распространяться на весь состав передаваемого имущества. Исправлена канцелярская неточность: передается не «право», а не «переходит право собственности».</w:t>
+              <w:t>По акту вместе с помещениями передаются движимые вещи. Оговорка должна покрывать и их. Слово «имущество» здесь обычное, не договорный термин предмета. Нельзя заменять его на «Помещения»: получится «движимое Помещения». Исправлено: «находящегося в них» и «на них», а не «в нем» / «на него». В уточненной правке пункт сдвинут на 1.8 из-за двойного номера 1.6; при восстановлении нумерации он остается пунктом 1.9.</w:t>
+            </w:r>
+          </w:p>
+        </w:tc>
+      </w:tr>
+      <w:tr>
+        <w:tc>
+          <w:tcPr>
+            <w:tcW w:type="dxa" w:w="2480"/>
+            <w:tcBorders>
+              <w:top w:val="single" w:sz="4" w:space="0" w:color="000000"/>
+              <w:left w:val="single" w:sz="4" w:space="0" w:color="000000"/>
+              <w:bottom w:val="single" w:sz="4" w:space="0" w:color="000000"/>
+              <w:right w:val="single" w:sz="4" w:space="0" w:color="000000"/>
+            </w:tcBorders>
+            <w:tcMar>
+              <w:top w:w="40" w:type="dxa"/>
+              <w:left w:w="60" w:type="dxa"/>
+              <w:bottom w:w="40" w:type="dxa"/>
+              <w:right w:w="60" w:type="dxa"/>
+            </w:tcMar>
+            <w:vAlign w:val="top"/>
+          </w:tcPr>
+          <w:p>
+            <w:pPr>
+              <w:spacing w:after="40" w:before="0" w:line="259" w:lineRule="auto"/>
+              <w:jc w:val="center"/>
+            </w:pPr>
+            <w:r/>
+            <w:r>
+              <w:rPr>
+                <w:rFonts w:ascii="Times New Roman" w:hAnsi="Times New Roman" w:cs="Times New Roman" w:eastAsia="Times New Roman"/>
+                <w:b/>
+                <w:i w:val="0"/>
+                <w:sz w:val="18"/>
+              </w:rPr>
+              <w:t>2.1, 2.4</w:t>
+            </w:r>
+          </w:p>
+        </w:tc>
+        <w:tc>
+          <w:tcPr>
+            <w:tcW w:type="dxa" w:w="2480"/>
+            <w:tcBorders>
+              <w:top w:val="single" w:sz="4" w:space="0" w:color="000000"/>
+              <w:left w:val="single" w:sz="4" w:space="0" w:color="000000"/>
+              <w:bottom w:val="single" w:sz="4" w:space="0" w:color="000000"/>
+              <w:right w:val="single" w:sz="4" w:space="0" w:color="000000"/>
+            </w:tcBorders>
+            <w:tcMar>
+              <w:top w:w="40" w:type="dxa"/>
+              <w:left w:w="60" w:type="dxa"/>
+              <w:bottom w:w="40" w:type="dxa"/>
+              <w:right w:w="60" w:type="dxa"/>
+            </w:tcMar>
+            <w:vAlign w:val="top"/>
+          </w:tcPr>
+          <w:p>
+            <w:pPr>
+              <w:spacing w:after="40" w:before="0" w:line="259" w:lineRule="auto"/>
+              <w:jc w:val="both"/>
+            </w:pPr>
+            <w:r/>
+            <w:r>
+              <w:rPr>
+                <w:rFonts w:ascii="Times New Roman" w:hAnsi="Times New Roman" w:cs="Times New Roman" w:eastAsia="Times New Roman"/>
+                <w:b w:val="0"/>
+                <w:i w:val="0"/>
+                <w:sz w:val="16"/>
+              </w:rPr>
+              <w:t>2.1. Передача Ссудополучателю в безвозмездное пользование и возврат Имущества Ссудодателю оформляются двусторонними актами приема-передачи…</w:t>
+            </w:r>
+          </w:p>
+          <w:p>
+            <w:pPr>
+              <w:spacing w:after="40" w:before="0" w:line="259" w:lineRule="auto"/>
+              <w:jc w:val="both"/>
+            </w:pPr>
+            <w:r>
+              <w:rPr>
+                <w:rFonts w:ascii="Times New Roman" w:hAnsi="Times New Roman" w:cs="Times New Roman" w:eastAsia="Times New Roman"/>
+                <w:b w:val="0"/>
+                <w:i w:val="0"/>
+                <w:sz w:val="16"/>
+              </w:rPr>
+              <w:t>2.4. При прекращении настоящего Договора Ссудополучатель обязан вернуть Имущество и все произведенные … улучшения, составляющие его принадлежность, неотделимые без вреда для конструкций Имущества…</w:t>
+            </w:r>
+          </w:p>
+        </w:tc>
+        <w:tc>
+          <w:tcPr>
+            <w:tcW w:type="dxa" w:w="2480"/>
+            <w:tcBorders>
+              <w:top w:val="single" w:sz="4" w:space="0" w:color="000000"/>
+              <w:left w:val="single" w:sz="4" w:space="0" w:color="000000"/>
+              <w:bottom w:val="single" w:sz="4" w:space="0" w:color="000000"/>
+              <w:right w:val="single" w:sz="4" w:space="0" w:color="000000"/>
+            </w:tcBorders>
+            <w:tcMar>
+              <w:top w:w="40" w:type="dxa"/>
+              <w:left w:w="60" w:type="dxa"/>
+              <w:bottom w:w="40" w:type="dxa"/>
+              <w:right w:w="60" w:type="dxa"/>
+            </w:tcMar>
+            <w:vAlign w:val="top"/>
+          </w:tcPr>
+          <w:p>
+            <w:pPr>
+              <w:spacing w:after="40" w:before="0" w:line="259" w:lineRule="auto"/>
+              <w:jc w:val="both"/>
+            </w:pPr>
+            <w:r/>
+            <w:r>
+              <w:rPr>
+                <w:rFonts w:ascii="Times New Roman" w:hAnsi="Times New Roman" w:cs="Times New Roman" w:eastAsia="Times New Roman"/>
+                <w:b w:val="0"/>
+                <w:i w:val="0"/>
+                <w:sz w:val="16"/>
+              </w:rPr>
+              <w:t>2.1. Передача Ссудополучателю в безвозмездное пользование и возврат Помещений Ссудодателю оформляются двусторонними актами приема-передачи, подписываемыми Сторонами или уполномоченными представителями Сторон. Формы актов приема-передачи являются неотъемлемой частью настоящего Договора.</w:t>
+            </w:r>
+          </w:p>
+          <w:p>
+            <w:pPr>
+              <w:spacing w:after="40" w:before="0" w:line="259" w:lineRule="auto"/>
+              <w:jc w:val="both"/>
+            </w:pPr>
+            <w:r>
+              <w:rPr>
+                <w:rFonts w:ascii="Times New Roman" w:hAnsi="Times New Roman" w:cs="Times New Roman" w:eastAsia="Times New Roman"/>
+                <w:b w:val="0"/>
+                <w:i w:val="0"/>
+                <w:sz w:val="16"/>
+              </w:rPr>
+              <w:t>2.4. При прекращении настоящего Договора Ссудополучатель обязан вернуть Помещения и все произведенные в течение срока безвозмездного пользования перестройки, переделки и неотделимые улучшения в надлежащем санитарно-техническом состоянии, пригодном для дальнейшего пользования, без нарушения работы коммуникаций, проходящих в Помещениях.</w:t>
+            </w:r>
+          </w:p>
+        </w:tc>
+        <w:tc>
+          <w:tcPr>
+            <w:tcW w:type="dxa" w:w="2480"/>
+            <w:tcBorders>
+              <w:top w:val="single" w:sz="4" w:space="0" w:color="000000"/>
+              <w:left w:val="single" w:sz="4" w:space="0" w:color="000000"/>
+              <w:bottom w:val="single" w:sz="4" w:space="0" w:color="000000"/>
+              <w:right w:val="single" w:sz="4" w:space="0" w:color="000000"/>
+            </w:tcBorders>
+            <w:tcMar>
+              <w:top w:w="40" w:type="dxa"/>
+              <w:left w:w="60" w:type="dxa"/>
+              <w:bottom w:w="40" w:type="dxa"/>
+              <w:right w:w="60" w:type="dxa"/>
+            </w:tcMar>
+            <w:vAlign w:val="top"/>
+          </w:tcPr>
+          <w:p>
+            <w:pPr>
+              <w:spacing w:after="40" w:before="0" w:line="259" w:lineRule="auto"/>
+              <w:jc w:val="both"/>
+            </w:pPr>
+            <w:r/>
+            <w:r>
+              <w:rPr>
+                <w:rFonts w:ascii="Times New Roman" w:hAnsi="Times New Roman" w:cs="Times New Roman" w:eastAsia="Times New Roman"/>
+                <w:b w:val="0"/>
+                <w:i w:val="0"/>
+                <w:sz w:val="16"/>
+              </w:rPr>
+              <w:t>После отказа от термина «Имущество» оба пункта нужно согласовать с «Помещения». В пункте 2.4 местоимение «его принадлежность» и «конструкций Имущества» заменяются на конструкции Помещений без потери смысла.</w:t>
             </w:r>
           </w:p>
         </w:tc>
@@ -2268,6 +3093,402 @@
                 <w:sz w:val="16"/>
               </w:rPr>
               <w:t>Извещение должно защищать не только муниципальные помещения, но и имущество ссудополучателя, находящееся в них. Исправлено управление: «об изменении обслуживающих организаций».</w:t>
+            </w:r>
+          </w:p>
+        </w:tc>
+      </w:tr>
+      <w:tr>
+        <w:tc>
+          <w:tcPr>
+            <w:tcW w:type="dxa" w:w="2480"/>
+            <w:tcBorders>
+              <w:top w:val="single" w:sz="4" w:space="0" w:color="000000"/>
+              <w:left w:val="single" w:sz="4" w:space="0" w:color="000000"/>
+              <w:bottom w:val="single" w:sz="4" w:space="0" w:color="000000"/>
+              <w:right w:val="single" w:sz="4" w:space="0" w:color="000000"/>
+            </w:tcBorders>
+            <w:tcMar>
+              <w:top w:w="40" w:type="dxa"/>
+              <w:left w:w="60" w:type="dxa"/>
+              <w:bottom w:w="40" w:type="dxa"/>
+              <w:right w:w="60" w:type="dxa"/>
+            </w:tcMar>
+            <w:vAlign w:val="top"/>
+          </w:tcPr>
+          <w:p>
+            <w:pPr>
+              <w:spacing w:after="40" w:before="0" w:line="259" w:lineRule="auto"/>
+              <w:jc w:val="center"/>
+            </w:pPr>
+            <w:r/>
+            <w:r>
+              <w:rPr>
+                <w:rFonts w:ascii="Times New Roman" w:hAnsi="Times New Roman" w:cs="Times New Roman" w:eastAsia="Times New Roman"/>
+                <w:b/>
+                <w:i w:val="0"/>
+                <w:sz w:val="18"/>
+              </w:rPr>
+              <w:t>3.1.12, 3.1.13</w:t>
+            </w:r>
+          </w:p>
+        </w:tc>
+        <w:tc>
+          <w:tcPr>
+            <w:tcW w:type="dxa" w:w="2480"/>
+            <w:tcBorders>
+              <w:top w:val="single" w:sz="4" w:space="0" w:color="000000"/>
+              <w:left w:val="single" w:sz="4" w:space="0" w:color="000000"/>
+              <w:bottom w:val="single" w:sz="4" w:space="0" w:color="000000"/>
+              <w:right w:val="single" w:sz="4" w:space="0" w:color="000000"/>
+            </w:tcBorders>
+            <w:tcMar>
+              <w:top w:w="40" w:type="dxa"/>
+              <w:left w:w="60" w:type="dxa"/>
+              <w:bottom w:w="40" w:type="dxa"/>
+              <w:right w:w="60" w:type="dxa"/>
+            </w:tcMar>
+            <w:vAlign w:val="top"/>
+          </w:tcPr>
+          <w:p>
+            <w:pPr>
+              <w:spacing w:after="40" w:before="0" w:line="259" w:lineRule="auto"/>
+              <w:jc w:val="both"/>
+            </w:pPr>
+            <w:r/>
+            <w:r>
+              <w:rPr>
+                <w:rFonts w:ascii="Times New Roman" w:hAnsi="Times New Roman" w:cs="Times New Roman" w:eastAsia="Times New Roman"/>
+                <w:b w:val="0"/>
+                <w:i w:val="0"/>
+                <w:sz w:val="16"/>
+              </w:rPr>
+              <w:t>3.1.12. Нести риск случайной гибели или случайного повреждения Имущества, если Имущество было утрачено или испорчено по вине Ссудодателя.</w:t>
+            </w:r>
+          </w:p>
+          <w:p>
+            <w:pPr>
+              <w:spacing w:after="40" w:before="0" w:line="259" w:lineRule="auto"/>
+              <w:jc w:val="both"/>
+            </w:pPr>
+            <w:r>
+              <w:rPr>
+                <w:rFonts w:ascii="Times New Roman" w:hAnsi="Times New Roman" w:cs="Times New Roman" w:eastAsia="Times New Roman"/>
+                <w:b w:val="0"/>
+                <w:i w:val="0"/>
+                <w:sz w:val="16"/>
+              </w:rPr>
+              <w:t>3.1.13. Своевременно сообщать Ссудополучателю обо всех обстоятельствах, угрожающих обеспечению сохранности Имущества.</w:t>
+            </w:r>
+          </w:p>
+        </w:tc>
+        <w:tc>
+          <w:tcPr>
+            <w:tcW w:type="dxa" w:w="2480"/>
+            <w:tcBorders>
+              <w:top w:val="single" w:sz="4" w:space="0" w:color="000000"/>
+              <w:left w:val="single" w:sz="4" w:space="0" w:color="000000"/>
+              <w:bottom w:val="single" w:sz="4" w:space="0" w:color="000000"/>
+              <w:right w:val="single" w:sz="4" w:space="0" w:color="000000"/>
+            </w:tcBorders>
+            <w:tcMar>
+              <w:top w:w="40" w:type="dxa"/>
+              <w:left w:w="60" w:type="dxa"/>
+              <w:bottom w:w="40" w:type="dxa"/>
+              <w:right w:w="60" w:type="dxa"/>
+            </w:tcMar>
+            <w:vAlign w:val="top"/>
+          </w:tcPr>
+          <w:p>
+            <w:pPr>
+              <w:spacing w:after="40" w:before="0" w:line="259" w:lineRule="auto"/>
+              <w:jc w:val="both"/>
+            </w:pPr>
+            <w:r/>
+            <w:r>
+              <w:rPr>
+                <w:rFonts w:ascii="Times New Roman" w:hAnsi="Times New Roman" w:cs="Times New Roman" w:eastAsia="Times New Roman"/>
+                <w:b w:val="0"/>
+                <w:i w:val="0"/>
+                <w:sz w:val="16"/>
+              </w:rPr>
+              <w:t>3.1.12. Нести риск случайной гибели или случайного повреждения Помещений, если Помещения были утрачены или испорчены по вине Ссудодателя.</w:t>
+            </w:r>
+          </w:p>
+          <w:p>
+            <w:pPr>
+              <w:spacing w:after="40" w:before="0" w:line="259" w:lineRule="auto"/>
+              <w:jc w:val="both"/>
+            </w:pPr>
+            <w:r>
+              <w:rPr>
+                <w:rFonts w:ascii="Times New Roman" w:hAnsi="Times New Roman" w:cs="Times New Roman" w:eastAsia="Times New Roman"/>
+                <w:b w:val="0"/>
+                <w:i w:val="0"/>
+                <w:sz w:val="16"/>
+              </w:rPr>
+              <w:t>3.1.13. Своевременно сообщать Ссудополучателю обо всех обстоятельствах, угрожающих сохранности Помещений.</w:t>
+            </w:r>
+          </w:p>
+        </w:tc>
+        <w:tc>
+          <w:tcPr>
+            <w:tcW w:type="dxa" w:w="2480"/>
+            <w:tcBorders>
+              <w:top w:val="single" w:sz="4" w:space="0" w:color="000000"/>
+              <w:left w:val="single" w:sz="4" w:space="0" w:color="000000"/>
+              <w:bottom w:val="single" w:sz="4" w:space="0" w:color="000000"/>
+              <w:right w:val="single" w:sz="4" w:space="0" w:color="000000"/>
+            </w:tcBorders>
+            <w:tcMar>
+              <w:top w:w="40" w:type="dxa"/>
+              <w:left w:w="60" w:type="dxa"/>
+              <w:bottom w:w="40" w:type="dxa"/>
+              <w:right w:w="60" w:type="dxa"/>
+            </w:tcMar>
+            <w:vAlign w:val="top"/>
+          </w:tcPr>
+          <w:p>
+            <w:pPr>
+              <w:spacing w:after="40" w:before="0" w:line="259" w:lineRule="auto"/>
+              <w:jc w:val="both"/>
+            </w:pPr>
+            <w:r/>
+            <w:r>
+              <w:rPr>
+                <w:rFonts w:ascii="Times New Roman" w:hAnsi="Times New Roman" w:cs="Times New Roman" w:eastAsia="Times New Roman"/>
+                <w:b w:val="0"/>
+                <w:i w:val="0"/>
+                <w:sz w:val="16"/>
+              </w:rPr>
+              <w:t>В уточненной правке замена термина не доведена до конца: в пункте 3.1.12 рядом стоят «повреждения Имущества» и «Помещения было утрачено»; в пункте 3.1.13 снова «Имущества». Нужны «Помещения были утрачены или испорчены» и «сохранности Помещений».</w:t>
+            </w:r>
+          </w:p>
+        </w:tc>
+      </w:tr>
+      <w:tr>
+        <w:tc>
+          <w:tcPr>
+            <w:tcW w:type="dxa" w:w="2480"/>
+            <w:tcBorders>
+              <w:top w:val="single" w:sz="4" w:space="0" w:color="000000"/>
+              <w:left w:val="single" w:sz="4" w:space="0" w:color="000000"/>
+              <w:bottom w:val="single" w:sz="4" w:space="0" w:color="000000"/>
+              <w:right w:val="single" w:sz="4" w:space="0" w:color="000000"/>
+            </w:tcBorders>
+            <w:tcMar>
+              <w:top w:w="40" w:type="dxa"/>
+              <w:left w:w="60" w:type="dxa"/>
+              <w:bottom w:w="40" w:type="dxa"/>
+              <w:right w:w="60" w:type="dxa"/>
+            </w:tcMar>
+            <w:vAlign w:val="top"/>
+          </w:tcPr>
+          <w:p>
+            <w:pPr>
+              <w:spacing w:after="40" w:before="0" w:line="259" w:lineRule="auto"/>
+              <w:jc w:val="center"/>
+            </w:pPr>
+            <w:r/>
+            <w:r>
+              <w:rPr>
+                <w:rFonts w:ascii="Times New Roman" w:hAnsi="Times New Roman" w:cs="Times New Roman" w:eastAsia="Times New Roman"/>
+                <w:b/>
+                <w:i w:val="0"/>
+                <w:sz w:val="18"/>
+              </w:rPr>
+              <w:t>3.1.1, 3.1.3, 3.1.5,</w:t>
+            </w:r>
+          </w:p>
+          <w:p>
+            <w:pPr>
+              <w:spacing w:after="40" w:before="0" w:line="259" w:lineRule="auto"/>
+              <w:jc w:val="center"/>
+            </w:pPr>
+            <w:r>
+              <w:rPr>
+                <w:rFonts w:ascii="Times New Roman" w:hAnsi="Times New Roman" w:cs="Times New Roman" w:eastAsia="Times New Roman"/>
+                <w:b/>
+                <w:i w:val="0"/>
+                <w:sz w:val="18"/>
+              </w:rPr>
+              <w:t>3.3.5, 3.3.14, 3.4.1</w:t>
+            </w:r>
+          </w:p>
+        </w:tc>
+        <w:tc>
+          <w:tcPr>
+            <w:tcW w:type="dxa" w:w="2480"/>
+            <w:tcBorders>
+              <w:top w:val="single" w:sz="4" w:space="0" w:color="000000"/>
+              <w:left w:val="single" w:sz="4" w:space="0" w:color="000000"/>
+              <w:bottom w:val="single" w:sz="4" w:space="0" w:color="000000"/>
+              <w:right w:val="single" w:sz="4" w:space="0" w:color="000000"/>
+            </w:tcBorders>
+            <w:tcMar>
+              <w:top w:w="40" w:type="dxa"/>
+              <w:left w:w="60" w:type="dxa"/>
+              <w:bottom w:w="40" w:type="dxa"/>
+              <w:right w:w="60" w:type="dxa"/>
+            </w:tcMar>
+            <w:vAlign w:val="top"/>
+          </w:tcPr>
+          <w:p>
+            <w:pPr>
+              <w:spacing w:after="40" w:before="0" w:line="259" w:lineRule="auto"/>
+              <w:jc w:val="both"/>
+            </w:pPr>
+            <w:r/>
+            <w:r>
+              <w:rPr>
+                <w:rFonts w:ascii="Times New Roman" w:hAnsi="Times New Roman" w:cs="Times New Roman" w:eastAsia="Times New Roman"/>
+                <w:b w:val="0"/>
+                <w:i w:val="0"/>
+                <w:sz w:val="16"/>
+              </w:rPr>
+              <w:t>Формулировки проекта с термином «Имущество» и согласованием в единственном числе («его характеристика», «для его эксплуатации», «Помещения, переданное», «права и обязанности на него», «пользования Имуществом»).</w:t>
+            </w:r>
+          </w:p>
+        </w:tc>
+        <w:tc>
+          <w:tcPr>
+            <w:tcW w:type="dxa" w:w="2480"/>
+            <w:tcBorders>
+              <w:top w:val="single" w:sz="4" w:space="0" w:color="000000"/>
+              <w:left w:val="single" w:sz="4" w:space="0" w:color="000000"/>
+              <w:bottom w:val="single" w:sz="4" w:space="0" w:color="000000"/>
+              <w:right w:val="single" w:sz="4" w:space="0" w:color="000000"/>
+            </w:tcBorders>
+            <w:tcMar>
+              <w:top w:w="40" w:type="dxa"/>
+              <w:left w:w="60" w:type="dxa"/>
+              <w:bottom w:w="40" w:type="dxa"/>
+              <w:right w:w="60" w:type="dxa"/>
+            </w:tcMar>
+            <w:vAlign w:val="top"/>
+          </w:tcPr>
+          <w:p>
+            <w:pPr>
+              <w:spacing w:after="40" w:before="0" w:line="259" w:lineRule="auto"/>
+              <w:jc w:val="both"/>
+            </w:pPr>
+            <w:r/>
+            <w:r>
+              <w:rPr>
+                <w:rFonts w:ascii="Times New Roman" w:hAnsi="Times New Roman" w:cs="Times New Roman" w:eastAsia="Times New Roman"/>
+                <w:b w:val="0"/>
+                <w:i w:val="0"/>
+                <w:sz w:val="16"/>
+              </w:rPr>
+              <w:t>3.1.1. Передать Помещения Ссудополучателю по акту приема-передачи (приложение № 1), в котором отражаются их характеристика и техническое состояние на момент передачи. Не чинить препятствий Ссудополучателю в правомерном использовании Помещений.</w:t>
+            </w:r>
+          </w:p>
+          <w:p>
+            <w:pPr>
+              <w:spacing w:after="40" w:before="0" w:line="259" w:lineRule="auto"/>
+              <w:jc w:val="both"/>
+            </w:pPr>
+            <w:r>
+              <w:rPr>
+                <w:rFonts w:ascii="Times New Roman" w:hAnsi="Times New Roman" w:cs="Times New Roman" w:eastAsia="Times New Roman"/>
+                <w:b w:val="0"/>
+                <w:i w:val="0"/>
+                <w:sz w:val="16"/>
+              </w:rPr>
+              <w:t>3.1.3. Предоставить Помещения в состоянии, пригодном для их эксплуатации, и со всеми относящимися к ним документами.</w:t>
+            </w:r>
+          </w:p>
+          <w:p>
+            <w:pPr>
+              <w:spacing w:after="40" w:before="0" w:line="259" w:lineRule="auto"/>
+              <w:jc w:val="both"/>
+            </w:pPr>
+            <w:r>
+              <w:rPr>
+                <w:rFonts w:ascii="Times New Roman" w:hAnsi="Times New Roman" w:cs="Times New Roman" w:eastAsia="Times New Roman"/>
+                <w:b w:val="0"/>
+                <w:i w:val="0"/>
+                <w:sz w:val="16"/>
+              </w:rPr>
+              <w:t>3.1.5. Письменно предупредить Ссудополучателя обо всех правах третьих лиц на Помещения, переданные по настоящему Договору.</w:t>
+            </w:r>
+          </w:p>
+          <w:p>
+            <w:pPr>
+              <w:spacing w:after="40" w:before="0" w:line="259" w:lineRule="auto"/>
+              <w:jc w:val="both"/>
+            </w:pPr>
+            <w:r>
+              <w:rPr>
+                <w:rFonts w:ascii="Times New Roman" w:hAnsi="Times New Roman" w:cs="Times New Roman" w:eastAsia="Times New Roman"/>
+                <w:b w:val="0"/>
+                <w:i w:val="0"/>
+                <w:sz w:val="16"/>
+              </w:rPr>
+              <w:t>3.3.5. Передавать Помещения, права и обязанности на них третьим лицам, в том числе в аренду, либо обременять Помещения иным образом только при наличии письменного согласия Ссудодателя. Привлечение Ссудополучателем подрядчиков или партнеров не признается передачей Помещений.</w:t>
+            </w:r>
+          </w:p>
+          <w:p>
+            <w:pPr>
+              <w:spacing w:after="40" w:before="0" w:line="259" w:lineRule="auto"/>
+              <w:jc w:val="both"/>
+            </w:pPr>
+            <w:r>
+              <w:rPr>
+                <w:rFonts w:ascii="Times New Roman" w:hAnsi="Times New Roman" w:cs="Times New Roman" w:eastAsia="Times New Roman"/>
+                <w:b w:val="0"/>
+                <w:i w:val="0"/>
+                <w:sz w:val="16"/>
+              </w:rPr>
+              <w:t>3.3.14. Обеспечить представителям Ссудодателя беспрепятственный доступ в переданные в безвозмездное пользование Помещения для осмотра, проверки их содержания, эксплуатации и соблюдения условий Договора.</w:t>
+            </w:r>
+          </w:p>
+          <w:p>
+            <w:pPr>
+              <w:spacing w:after="40" w:before="0" w:line="259" w:lineRule="auto"/>
+              <w:jc w:val="both"/>
+            </w:pPr>
+            <w:r>
+              <w:rPr>
+                <w:rFonts w:ascii="Times New Roman" w:hAnsi="Times New Roman" w:cs="Times New Roman" w:eastAsia="Times New Roman"/>
+                <w:b w:val="0"/>
+                <w:i w:val="0"/>
+                <w:sz w:val="16"/>
+              </w:rPr>
+              <w:t>3.4.1. Пользоваться предоставленными Помещениями по назначению, указанному в пункте 1.1 настоящего Договора, в дни и часы работы Ссудополучателя и в пределах, определяемых настоящим Договором и нормами гражданского законодательства.</w:t>
+            </w:r>
+          </w:p>
+        </w:tc>
+        <w:tc>
+          <w:tcPr>
+            <w:tcW w:type="dxa" w:w="2480"/>
+            <w:tcBorders>
+              <w:top w:val="single" w:sz="4" w:space="0" w:color="000000"/>
+              <w:left w:val="single" w:sz="4" w:space="0" w:color="000000"/>
+              <w:bottom w:val="single" w:sz="4" w:space="0" w:color="000000"/>
+              <w:right w:val="single" w:sz="4" w:space="0" w:color="000000"/>
+            </w:tcBorders>
+            <w:tcMar>
+              <w:top w:w="40" w:type="dxa"/>
+              <w:left w:w="60" w:type="dxa"/>
+              <w:bottom w:w="40" w:type="dxa"/>
+              <w:right w:w="60" w:type="dxa"/>
+            </w:tcMar>
+            <w:vAlign w:val="top"/>
+          </w:tcPr>
+          <w:p>
+            <w:pPr>
+              <w:spacing w:after="40" w:before="0" w:line="259" w:lineRule="auto"/>
+              <w:jc w:val="both"/>
+            </w:pPr>
+            <w:r/>
+            <w:r>
+              <w:rPr>
+                <w:rFonts w:ascii="Times New Roman" w:hAnsi="Times New Roman" w:cs="Times New Roman" w:eastAsia="Times New Roman"/>
+                <w:b w:val="0"/>
+                <w:i w:val="0"/>
+                <w:sz w:val="16"/>
+              </w:rPr>
+              <w:t>После замены «Имущество» на «Помещения» в уточненной правке остались согласования единственного числа и неверные падежи: «использовании Помещениями», «Помещения, переданное», «пользование Помещения для осмотра», «предоставленным ему Помещениям». Смысл пунктов не меняется, правится только грамматика.</w:t>
             </w:r>
           </w:p>
         </w:tc>
@@ -4103,6 +5324,159 @@
                 <w:i w:val="0"/>
                 <w:sz w:val="18"/>
               </w:rPr>
+              <w:t>4.2</w:t>
+            </w:r>
+          </w:p>
+        </w:tc>
+        <w:tc>
+          <w:tcPr>
+            <w:tcW w:type="dxa" w:w="2480"/>
+            <w:tcBorders>
+              <w:top w:val="single" w:sz="4" w:space="0" w:color="000000"/>
+              <w:left w:val="single" w:sz="4" w:space="0" w:color="000000"/>
+              <w:bottom w:val="single" w:sz="4" w:space="0" w:color="000000"/>
+              <w:right w:val="single" w:sz="4" w:space="0" w:color="000000"/>
+            </w:tcBorders>
+            <w:tcMar>
+              <w:top w:w="40" w:type="dxa"/>
+              <w:left w:w="60" w:type="dxa"/>
+              <w:bottom w:w="40" w:type="dxa"/>
+              <w:right w:w="60" w:type="dxa"/>
+            </w:tcMar>
+            <w:vAlign w:val="top"/>
+          </w:tcPr>
+          <w:p>
+            <w:pPr>
+              <w:spacing w:after="40" w:before="0" w:line="259" w:lineRule="auto"/>
+              <w:jc w:val="both"/>
+            </w:pPr>
+            <w:r/>
+            <w:r>
+              <w:rPr>
+                <w:rFonts w:ascii="Times New Roman" w:hAnsi="Times New Roman" w:cs="Times New Roman" w:eastAsia="Times New Roman"/>
+                <w:b w:val="0"/>
+                <w:i w:val="0"/>
+                <w:sz w:val="16"/>
+              </w:rPr>
+              <w:t>Порядок использования Сторонами мест общего пользования (коридоры, входы, санузлы, оборудование) определяется Регламентом совместной эксплуатации, являющимся неотъемлемой частью заключенного между сторонами Договора о сотрудничестве № ____ от ________________.</w:t>
+            </w:r>
+          </w:p>
+        </w:tc>
+        <w:tc>
+          <w:tcPr>
+            <w:tcW w:type="dxa" w:w="2480"/>
+            <w:tcBorders>
+              <w:top w:val="single" w:sz="4" w:space="0" w:color="000000"/>
+              <w:left w:val="single" w:sz="4" w:space="0" w:color="000000"/>
+              <w:bottom w:val="single" w:sz="4" w:space="0" w:color="000000"/>
+              <w:right w:val="single" w:sz="4" w:space="0" w:color="000000"/>
+            </w:tcBorders>
+            <w:tcMar>
+              <w:top w:w="40" w:type="dxa"/>
+              <w:left w:w="60" w:type="dxa"/>
+              <w:bottom w:w="40" w:type="dxa"/>
+              <w:right w:w="60" w:type="dxa"/>
+            </w:tcMar>
+            <w:vAlign w:val="top"/>
+          </w:tcPr>
+          <w:p>
+            <w:pPr>
+              <w:spacing w:after="40" w:before="0" w:line="259" w:lineRule="auto"/>
+              <w:jc w:val="both"/>
+            </w:pPr>
+            <w:r/>
+            <w:r>
+              <w:rPr>
+                <w:rFonts w:ascii="Times New Roman" w:hAnsi="Times New Roman" w:cs="Times New Roman" w:eastAsia="Times New Roman"/>
+                <w:b w:val="0"/>
+                <w:i w:val="0"/>
+                <w:sz w:val="16"/>
+              </w:rPr>
+              <w:t>4.2. Порядок использования Сторонами мест общего пользования (коридоры, входы, санузлы, оборудование) определяется Регламентом совместной эксплуатации, являющимся неотъемлемой частью заключенного между сторонами Договора о сотрудничестве № ____ от ________________.</w:t>
+            </w:r>
+          </w:p>
+          <w:p>
+            <w:pPr>
+              <w:spacing w:after="40" w:before="0" w:line="259" w:lineRule="auto"/>
+              <w:jc w:val="both"/>
+            </w:pPr>
+            <w:r>
+              <w:rPr>
+                <w:rFonts w:ascii="Times New Roman" w:hAnsi="Times New Roman" w:cs="Times New Roman" w:eastAsia="Times New Roman"/>
+                <w:b w:val="0"/>
+                <w:i w:val="0"/>
+                <w:sz w:val="16"/>
+              </w:rPr>
+              <w:t>Регламентом совместной эксплуатации Стороны также согласовывают порядок утверждения расписания, графики и порядок бронирования общих помещений, пропускной режим и списки посетителей, порядок ведения журнала выдачи ключей, план эвакуации и распределения работников, алгоритм действий при авариях и телефоны экстренных служб.</w:t>
+            </w:r>
+          </w:p>
+        </w:tc>
+        <w:tc>
+          <w:tcPr>
+            <w:tcW w:type="dxa" w:w="2480"/>
+            <w:tcBorders>
+              <w:top w:val="single" w:sz="4" w:space="0" w:color="000000"/>
+              <w:left w:val="single" w:sz="4" w:space="0" w:color="000000"/>
+              <w:bottom w:val="single" w:sz="4" w:space="0" w:color="000000"/>
+              <w:right w:val="single" w:sz="4" w:space="0" w:color="000000"/>
+            </w:tcBorders>
+            <w:tcMar>
+              <w:top w:w="40" w:type="dxa"/>
+              <w:left w:w="60" w:type="dxa"/>
+              <w:bottom w:w="40" w:type="dxa"/>
+              <w:right w:w="60" w:type="dxa"/>
+            </w:tcMar>
+            <w:vAlign w:val="top"/>
+          </w:tcPr>
+          <w:p>
+            <w:pPr>
+              <w:spacing w:after="40" w:before="0" w:line="259" w:lineRule="auto"/>
+              <w:jc w:val="both"/>
+            </w:pPr>
+            <w:r/>
+            <w:r>
+              <w:rPr>
+                <w:rFonts w:ascii="Times New Roman" w:hAnsi="Times New Roman" w:cs="Times New Roman" w:eastAsia="Times New Roman"/>
+                <w:b w:val="0"/>
+                <w:i w:val="0"/>
+                <w:sz w:val="16"/>
+              </w:rPr>
+              <w:t>В уточненной правке этот пункт получил номер 4.1 повторно, из-за чего в разделе 4 оказались два пункта 4.1 и исчез пункт 4.2. Содержание сохраняется, нумерация восстанавливается. Пункт 4.3 остается без изменения по существу.</w:t>
+            </w:r>
+          </w:p>
+        </w:tc>
+      </w:tr>
+      <w:tr>
+        <w:tc>
+          <w:tcPr>
+            <w:tcW w:type="dxa" w:w="2480"/>
+            <w:tcBorders>
+              <w:top w:val="single" w:sz="4" w:space="0" w:color="000000"/>
+              <w:left w:val="single" w:sz="4" w:space="0" w:color="000000"/>
+              <w:bottom w:val="single" w:sz="4" w:space="0" w:color="000000"/>
+              <w:right w:val="single" w:sz="4" w:space="0" w:color="000000"/>
+            </w:tcBorders>
+            <w:tcMar>
+              <w:top w:w="40" w:type="dxa"/>
+              <w:left w:w="60" w:type="dxa"/>
+              <w:bottom w:w="40" w:type="dxa"/>
+              <w:right w:w="60" w:type="dxa"/>
+            </w:tcMar>
+            <w:vAlign w:val="top"/>
+          </w:tcPr>
+          <w:p>
+            <w:pPr>
+              <w:spacing w:after="40" w:before="0" w:line="259" w:lineRule="auto"/>
+              <w:jc w:val="center"/>
+            </w:pPr>
+            <w:r/>
+            <w:r>
+              <w:rPr>
+                <w:rFonts w:ascii="Times New Roman" w:hAnsi="Times New Roman" w:cs="Times New Roman" w:eastAsia="Times New Roman"/>
+                <w:b/>
+                <w:i w:val="0"/>
+                <w:sz w:val="18"/>
+              </w:rPr>
               <w:t>5.1</w:t>
             </w:r>
           </w:p>
@@ -4657,7 +6031,7 @@
                 <w:i w:val="0"/>
                 <w:sz w:val="16"/>
               </w:rPr>
-              <w:t>6.3. Ссудодатель отвечает за недостатки Имущества, которые он умышленно или по грубой неосторожности не оговорил при заключении Договора.</w:t>
+              <w:t>6.3. Ссудодатель отвечает за недостатки Помещений, которые он умышленно или по грубой неосторожности не оговорил при заключении Договора.</w:t>
             </w:r>
           </w:p>
           <w:p>
@@ -4722,6 +6096,174 @@
                 <w:sz w:val="16"/>
               </w:rPr>
               <w:t>Статья 693 ГК РФ ограничивает ответственность ссудодателя умыслом и грубой неосторожностью и исключает ответственность за оговоренные, известные и явные недостатки. Это следствие безвозмездности договора. Второй абзац проекта возлагает на муниципальное учреждение возмещение любых убытков и штрафов ссудополучателя, включая последствия его собственной образовательной деятельности. Такое условие не соответствует статье 693 ГК РФ, создает необоснованный расход бюджетного учреждения и должно быть исключено. Гарантия соответствия помещений нормам сохраняется в пункте 1.8; последствия ее нарушения определяются статьей 693 ГК РФ, а не неограниченной компенсацией «всех убытков».</w:t>
+            </w:r>
+          </w:p>
+        </w:tc>
+      </w:tr>
+      <w:tr>
+        <w:tc>
+          <w:tcPr>
+            <w:tcW w:type="dxa" w:w="2480"/>
+            <w:tcBorders>
+              <w:top w:val="single" w:sz="4" w:space="0" w:color="000000"/>
+              <w:left w:val="single" w:sz="4" w:space="0" w:color="000000"/>
+              <w:bottom w:val="single" w:sz="4" w:space="0" w:color="000000"/>
+              <w:right w:val="single" w:sz="4" w:space="0" w:color="000000"/>
+            </w:tcBorders>
+            <w:tcMar>
+              <w:top w:w="40" w:type="dxa"/>
+              <w:left w:w="60" w:type="dxa"/>
+              <w:bottom w:w="40" w:type="dxa"/>
+              <w:right w:w="60" w:type="dxa"/>
+            </w:tcMar>
+            <w:vAlign w:val="top"/>
+          </w:tcPr>
+          <w:p>
+            <w:pPr>
+              <w:spacing w:after="40" w:before="0" w:line="259" w:lineRule="auto"/>
+              <w:jc w:val="center"/>
+            </w:pPr>
+            <w:r/>
+            <w:r>
+              <w:rPr>
+                <w:rFonts w:ascii="Times New Roman" w:hAnsi="Times New Roman" w:cs="Times New Roman" w:eastAsia="Times New Roman"/>
+                <w:b/>
+                <w:i w:val="0"/>
+                <w:sz w:val="18"/>
+              </w:rPr>
+              <w:t>6.2, 6.4</w:t>
+            </w:r>
+          </w:p>
+        </w:tc>
+        <w:tc>
+          <w:tcPr>
+            <w:tcW w:type="dxa" w:w="2480"/>
+            <w:tcBorders>
+              <w:top w:val="single" w:sz="4" w:space="0" w:color="000000"/>
+              <w:left w:val="single" w:sz="4" w:space="0" w:color="000000"/>
+              <w:bottom w:val="single" w:sz="4" w:space="0" w:color="000000"/>
+              <w:right w:val="single" w:sz="4" w:space="0" w:color="000000"/>
+            </w:tcBorders>
+            <w:tcMar>
+              <w:top w:w="40" w:type="dxa"/>
+              <w:left w:w="60" w:type="dxa"/>
+              <w:bottom w:w="40" w:type="dxa"/>
+              <w:right w:w="60" w:type="dxa"/>
+            </w:tcMar>
+            <w:vAlign w:val="top"/>
+          </w:tcPr>
+          <w:p>
+            <w:pPr>
+              <w:spacing w:after="40" w:before="0" w:line="259" w:lineRule="auto"/>
+              <w:jc w:val="both"/>
+            </w:pPr>
+            <w:r/>
+            <w:r>
+              <w:rPr>
+                <w:rFonts w:ascii="Times New Roman" w:hAnsi="Times New Roman" w:cs="Times New Roman" w:eastAsia="Times New Roman"/>
+                <w:b w:val="0"/>
+                <w:i w:val="0"/>
+                <w:sz w:val="16"/>
+              </w:rPr>
+              <w:t>6.2. Ответственность по обеспечению обязательств по настоящему Договору у сторон возникает с момента передачи Имущества.</w:t>
+            </w:r>
+          </w:p>
+          <w:p>
+            <w:pPr>
+              <w:spacing w:after="40" w:before="0" w:line="259" w:lineRule="auto"/>
+              <w:jc w:val="both"/>
+            </w:pPr>
+            <w:r>
+              <w:rPr>
+                <w:rFonts w:ascii="Times New Roman" w:hAnsi="Times New Roman" w:cs="Times New Roman" w:eastAsia="Times New Roman"/>
+                <w:b w:val="0"/>
+                <w:i w:val="0"/>
+                <w:sz w:val="16"/>
+              </w:rPr>
+              <w:t>6.4. Ссудодатель отвечает за вред, причиненный третьему лицу в результате использования Имущества, если не докажет, что вред причинен вследствие умысла или грубой неосторожности Ссудополучателя.</w:t>
+            </w:r>
+          </w:p>
+        </w:tc>
+        <w:tc>
+          <w:tcPr>
+            <w:tcW w:type="dxa" w:w="2480"/>
+            <w:tcBorders>
+              <w:top w:val="single" w:sz="4" w:space="0" w:color="000000"/>
+              <w:left w:val="single" w:sz="4" w:space="0" w:color="000000"/>
+              <w:bottom w:val="single" w:sz="4" w:space="0" w:color="000000"/>
+              <w:right w:val="single" w:sz="4" w:space="0" w:color="000000"/>
+            </w:tcBorders>
+            <w:tcMar>
+              <w:top w:w="40" w:type="dxa"/>
+              <w:left w:w="60" w:type="dxa"/>
+              <w:bottom w:w="40" w:type="dxa"/>
+              <w:right w:w="60" w:type="dxa"/>
+            </w:tcMar>
+            <w:vAlign w:val="top"/>
+          </w:tcPr>
+          <w:p>
+            <w:pPr>
+              <w:spacing w:after="40" w:before="0" w:line="259" w:lineRule="auto"/>
+              <w:jc w:val="both"/>
+            </w:pPr>
+            <w:r/>
+            <w:r>
+              <w:rPr>
+                <w:rFonts w:ascii="Times New Roman" w:hAnsi="Times New Roman" w:cs="Times New Roman" w:eastAsia="Times New Roman"/>
+                <w:b w:val="0"/>
+                <w:i w:val="0"/>
+                <w:sz w:val="16"/>
+              </w:rPr>
+              <w:t>6.2. Ответственность сторон по обязательствам настоящего Договора возникает с момента передачи Помещений.</w:t>
+            </w:r>
+          </w:p>
+          <w:p>
+            <w:pPr>
+              <w:spacing w:after="40" w:before="0" w:line="259" w:lineRule="auto"/>
+              <w:jc w:val="both"/>
+            </w:pPr>
+            <w:r>
+              <w:rPr>
+                <w:rFonts w:ascii="Times New Roman" w:hAnsi="Times New Roman" w:cs="Times New Roman" w:eastAsia="Times New Roman"/>
+                <w:b w:val="0"/>
+                <w:i w:val="0"/>
+                <w:sz w:val="16"/>
+              </w:rPr>
+              <w:t>6.4. Ссудодатель отвечает за вред, причиненный третьему лицу в результате использования Помещений, если не докажет, что вред причинен вследствие умысла или грубой неосторожности Ссудополучателя (статья 697 ГК РФ).</w:t>
+            </w:r>
+          </w:p>
+        </w:tc>
+        <w:tc>
+          <w:tcPr>
+            <w:tcW w:type="dxa" w:w="2480"/>
+            <w:tcBorders>
+              <w:top w:val="single" w:sz="4" w:space="0" w:color="000000"/>
+              <w:left w:val="single" w:sz="4" w:space="0" w:color="000000"/>
+              <w:bottom w:val="single" w:sz="4" w:space="0" w:color="000000"/>
+              <w:right w:val="single" w:sz="4" w:space="0" w:color="000000"/>
+            </w:tcBorders>
+            <w:tcMar>
+              <w:top w:w="40" w:type="dxa"/>
+              <w:left w:w="60" w:type="dxa"/>
+              <w:bottom w:w="40" w:type="dxa"/>
+              <w:right w:w="60" w:type="dxa"/>
+            </w:tcMar>
+            <w:vAlign w:val="top"/>
+          </w:tcPr>
+          <w:p>
+            <w:pPr>
+              <w:spacing w:after="40" w:before="0" w:line="259" w:lineRule="auto"/>
+              <w:jc w:val="both"/>
+            </w:pPr>
+            <w:r/>
+            <w:r>
+              <w:rPr>
+                <w:rFonts w:ascii="Times New Roman" w:hAnsi="Times New Roman" w:cs="Times New Roman" w:eastAsia="Times New Roman"/>
+                <w:b w:val="0"/>
+                <w:i w:val="0"/>
+                <w:sz w:val="16"/>
+              </w:rPr>
+              <w:t>В уточненной правке пункт 6.2 уже говорит о Помещениях, а пункт 6.4 по-прежнему о «использовании Имущества». Термин нужно выдержать единообразно. Содержание статьи 697 ГК РФ не меняется.</w:t>
             </w:r>
           </w:p>
         </w:tc>
@@ -5281,6 +6823,36 @@
                 <w:i w:val="0"/>
                 <w:sz w:val="16"/>
               </w:rPr>
+              <w:t>1. Ссудодатель передал, а Ссудополучатель принял во временное владение и пользование на безвозмездной основе следующие муниципальные нежилые помещения:</w:t>
+            </w:r>
+          </w:p>
+          <w:p>
+            <w:pPr>
+              <w:spacing w:after="40" w:before="0" w:line="259" w:lineRule="auto"/>
+              <w:jc w:val="both"/>
+            </w:pPr>
+            <w:r>
+              <w:rPr>
+                <w:rFonts w:ascii="Times New Roman" w:hAnsi="Times New Roman" w:cs="Times New Roman" w:eastAsia="Times New Roman"/>
+                <w:b w:val="0"/>
+                <w:i w:val="0"/>
+                <w:sz w:val="16"/>
+              </w:rPr>
+              <w:t>(перечень помещений по техническому паспорту инв. № 3947 — без изменения).</w:t>
+            </w:r>
+          </w:p>
+          <w:p>
+            <w:pPr>
+              <w:spacing w:after="40" w:before="0" w:line="259" w:lineRule="auto"/>
+              <w:jc w:val="both"/>
+            </w:pPr>
+            <w:r>
+              <w:rPr>
+                <w:rFonts w:ascii="Times New Roman" w:hAnsi="Times New Roman" w:cs="Times New Roman" w:eastAsia="Times New Roman"/>
+                <w:b w:val="0"/>
+                <w:i w:val="0"/>
+                <w:sz w:val="16"/>
+              </w:rPr>
               <w:t>…согласно план-схеме с экспликацией передаваемых помещений (приложение № 2), общей площадью 596,4 кв. м.</w:t>
             </w:r>
           </w:p>
@@ -5326,7 +6898,37 @@
                 <w:i w:val="0"/>
                 <w:sz w:val="16"/>
               </w:rPr>
-              <w:t>…</w:t>
+              <w:t>2. С Помещениями Ссудополучатель принимает находящиеся в них движимые вещи (оборудование, мебель и иное движимое имущество) согласно перечню, прилагаемому к настоящему акту.</w:t>
+            </w:r>
+          </w:p>
+          <w:p>
+            <w:pPr>
+              <w:spacing w:after="40" w:before="0" w:line="259" w:lineRule="auto"/>
+              <w:jc w:val="both"/>
+            </w:pPr>
+            <w:r>
+              <w:rPr>
+                <w:rFonts w:ascii="Times New Roman" w:hAnsi="Times New Roman" w:cs="Times New Roman" w:eastAsia="Times New Roman"/>
+                <w:b w:val="0"/>
+                <w:i w:val="0"/>
+                <w:sz w:val="16"/>
+              </w:rPr>
+              <w:t>3. Балансовая стоимость Помещений составляет ___________ (_________) рубля ____ копеек.</w:t>
+            </w:r>
+          </w:p>
+          <w:p>
+            <w:pPr>
+              <w:spacing w:after="40" w:before="0" w:line="259" w:lineRule="auto"/>
+              <w:jc w:val="both"/>
+            </w:pPr>
+            <w:r>
+              <w:rPr>
+                <w:rFonts w:ascii="Times New Roman" w:hAnsi="Times New Roman" w:cs="Times New Roman" w:eastAsia="Times New Roman"/>
+                <w:b w:val="0"/>
+                <w:i w:val="0"/>
+                <w:sz w:val="16"/>
+              </w:rPr>
+              <w:t>4. Передаваемые в безвозмездное пользование Помещения соответствуют условиям договора, отвечают санитарным, пожарным и техническим нормам и пригодны для эксплуатации.</w:t>
             </w:r>
           </w:p>
           <w:p>
@@ -5375,7 +6977,7 @@
                 <w:i w:val="0"/>
                 <w:sz w:val="16"/>
               </w:rPr>
-              <w:t>Цель пользования в акте должна совпадать с пунктом 1.1 и с основанием допуска без торгов (пункт 4 части 3.2 статьи 17.1 Закона о защите конкуренции). Ссылка на приложение № 3 вместо № 2 — ошибка. Формулировка «подтверждаются План - схемой» не согласована. В правке проекта заключительный пункт акта ошибочно пронумерован цифрой «2» повторно.</w:t>
+              <w:t>Цель пользования в акте должна совпадать с пунктом 1.1 и с пунктом 4 части 3.2 статьи 17.1 Закона о защите конкуренции. Ссылка на приложение № 3 вместо № 2 — ошибка проекта. Механическая замена дала «муниципальное Помещения» и «движимое Помещения»: помещения не бывают движимыми. Движимые вещи в акте именуются обычным словом, не договорным термином предмета. Заключительный пункт в правке повторно пронумерован цифрой «2».</w:t>
             </w:r>
           </w:p>
         </w:tc>
@@ -5400,7 +7002,7 @@
           <w:i w:val="0"/>
           <w:sz w:val="24"/>
         </w:rPr>
-        <w:t>Подписывая настоящий протокол, МАОУДО «ДДЮТ» г. Чебоксары и АПОНО «Сингулярити Хаб» подтверждают, что условия преамбулы, п. п. 1.1, 1.2, 1.3, 1.9, 2.2, 2.3, 3.1.6, 3.1.7, 3.1.9, 3.1.10, 3.1.11, 3.1.17, 3.2, 3.3.1, 3.3.4, 3.3.6, 3.3.10 (излагается как п. 3.3.9), 3.3.21, 3.4.3, 3.4.4, 4.1, 5.1, 5.2, 6.3, 6.5, 7.4 договора и приложения № 1 будут действовать в редакции Ссудодателя, изложенной в настоящем протоколе. Условия, не указанные в протоколе, действуют в редакции проекта договора.</w:t>
+        <w:t>Подписывая настоящий протокол, МАОУДО «ДДЮТ» г. Чебоксары и АПОНО «Сингулярити Хаб» подтверждают, что условия преамбулы, правил наименования предмета по тексту договора, п. п. 1.1, 1.2, 1.3, 1.4, 1.6, 1.7, 1.8, 1.9, 2.1, 2.2, 2.3, 2.4, 3.1.1, 3.1.3, 3.1.5, 3.1.6, 3.1.7, 3.1.9, 3.1.10, 3.1.11, 3.1.12, 3.1.13, 3.1.17, 3.2, 3.3.1, 3.3.4, 3.3.5, 3.3.6, 3.3.10 (излагается как п. 3.3.9), 3.3.14, 3.3.21, 3.4.1, 3.4.3, 3.4.4, 4.1, 4.2, 5.1, 5.2, 6.2, 6.3, 6.4, 6.5, 7.4 договора и приложения № 1 будут действовать в редакции Ссудодателя, изложенной в настоящем протоколе. Условия, не указанные в протоколе, действуют в редакции проекта договора.</w:t>
       </w:r>
     </w:p>
     <w:p>
